--- a/Files/02 - Shemos/03 - Bo/5785/Bo 5785.docx
+++ b/Files/02 - Shemos/03 - Bo/5785/Bo 5785.docx
@@ -279,7 +279,7 @@
         <w:rPr>
           <w:rFonts w:ascii="Times New Roman" w:eastAsia="Times New Roman" w:hAnsi="Times New Roman" w:cs="Times New Roman"/>
         </w:rPr>
-        <w:t xml:space="preserve"> - in an actual, physical sense - to the same inspiration and enlightenment that was experienced at</w:t>
+        <w:t xml:space="preserve"> - in an actual, physical sense - to the same inspiration and enlightenment that was experienced at </w:t>
       </w:r>
       <w:r>
         <w:rPr>
@@ -925,7 +925,7 @@
         <w:rPr>
           <w:rFonts w:ascii="Times New Roman" w:eastAsia="Times New Roman" w:hAnsi="Times New Roman" w:cs="Times New Roman"/>
         </w:rPr>
-        <w:t>which surround and protect us, offering a glimpse of</w:t>
+        <w:t xml:space="preserve">which surround and protect us, offering a glimpse of </w:t>
       </w:r>
       <w:r>
         <w:rPr>
@@ -1148,7 +1148,7 @@
         <w:rPr>
           <w:rFonts w:ascii="Times New Roman" w:eastAsia="Times New Roman" w:hAnsi="Times New Roman" w:cs="Times New Roman"/>
         </w:rPr>
-        <w:t>s</w:t>
+        <w:t xml:space="preserve">s </w:t>
       </w:r>
       <w:r>
         <w:rPr>

--- a/Files/02 - Shemos/03 - Bo/5785/Bo 5785.docx
+++ b/Files/02 - Shemos/03 - Bo/5785/Bo 5785.docx
@@ -47,7 +47,7 @@
           <w:rFonts w:ascii="Times New Roman" w:eastAsia="Times New Roman" w:hAnsi="Times New Roman" w:cs="Times New Roman"/>
           <w:rtl/>
         </w:rPr>
-        <w:t>רב גדליה שור זצ"ל</w:t>
+        <w:t>רב גדליה שור זצ״ל</w:t>
       </w:r>
       <w:r>
         <w:rPr>
@@ -1612,7 +1612,7 @@
           <w:rFonts w:ascii="Times New Roman" w:eastAsia="Times New Roman" w:hAnsi="Times New Roman" w:cs="Times New Roman"/>
           <w:rtl/>
         </w:rPr>
-        <w:t>רמב"ם</w:t>
+        <w:t>רמב״ם</w:t>
       </w:r>
       <w:r>
         <w:rPr>
